--- a/washout-logP-relation/Borowsky_CFTR_ligand_kinetics_v1.11.docx
+++ b/washout-logP-relation/Borowsky_CFTR_ligand_kinetics_v1.11.docx
@@ -81,12 +81,21 @@
         </w:rPr>
         <w:t xml:space="preserve"> </w:t>
       </w:r>
+      <w:proofErr w:type="spellStart"/>
       <w:r>
         <w:rPr>
           <w:rFonts w:ascii="Aptos" w:hAnsi="Aptos" w:cs="Arial"/>
           <w:color w:val="000000" w:themeColor="text1"/>
         </w:rPr>
-        <w:t>Tzyh-Chang Hwang, Michael Grabe, Kevan M. Shokat</w:t>
+        <w:t>Tzyh</w:t>
+      </w:r>
+      <w:proofErr w:type="spellEnd"/>
+      <w:r>
+        <w:rPr>
+          <w:rFonts w:ascii="Aptos" w:hAnsi="Aptos" w:cs="Arial"/>
+          <w:color w:val="000000" w:themeColor="text1"/>
+        </w:rPr>
+        <w:t>-Chang Hwang, Michael Grabe, Kevan M. Shokat</w:t>
       </w:r>
     </w:p>
     <w:p>
@@ -19718,6 +19727,981 @@
         </w:rPr>
         <w:t xml:space="preserve"> cease to hold as the ligands became increasingly hydrophilic.</w:t>
       </w:r>
+    </w:p>
+    <w:p>
+      <w:pPr>
+        <w:rPr>
+          <w:rFonts w:eastAsiaTheme="minorEastAsia"/>
+        </w:rPr>
+      </w:pPr>
+    </w:p>
+    <w:p>
+      <w:pPr>
+        <w:rPr>
+          <w:rFonts w:eastAsiaTheme="minorEastAsia"/>
+          <w:u w:val="single"/>
+        </w:rPr>
+      </w:pPr>
+      <w:r>
+        <w:rPr>
+          <w:rFonts w:eastAsiaTheme="minorEastAsia"/>
+          <w:u w:val="single"/>
+        </w:rPr>
+        <w:br w:type="page"/>
+      </w:r>
+    </w:p>
+    <w:p>
+      <w:pPr>
+        <w:rPr>
+          <w:rFonts w:eastAsiaTheme="minorEastAsia"/>
+          <w:u w:val="single"/>
+        </w:rPr>
+      </w:pPr>
+      <w:r>
+        <w:rPr>
+          <w:rFonts w:eastAsiaTheme="minorEastAsia"/>
+          <w:u w:val="single"/>
+        </w:rPr>
+        <w:lastRenderedPageBreak/>
+        <w:t xml:space="preserve">Section 2.4.4: </w:t>
+      </w:r>
+      <w:r>
+        <w:rPr>
+          <w:rFonts w:eastAsiaTheme="minorEastAsia"/>
+          <w:u w:val="single"/>
+        </w:rPr>
+        <w:t>The value of the constant m</w:t>
+      </w:r>
+    </w:p>
+    <w:p>
+      <w:pPr>
+        <w:rPr>
+          <w:rFonts w:eastAsiaTheme="minorEastAsia"/>
+        </w:rPr>
+      </w:pPr>
+      <w:r>
+        <w:rPr>
+          <w:rFonts w:eastAsiaTheme="minorEastAsia"/>
+        </w:rPr>
+        <w:t xml:space="preserve">Rearranging </w:t>
+      </w:r>
+      <w:r>
+        <w:rPr>
+          <w:rFonts w:eastAsiaTheme="minorEastAsia"/>
+          <w:i/>
+          <w:iCs/>
+        </w:rPr>
+        <w:t>eq. 22</w:t>
+      </w:r>
+    </w:p>
+    <w:p>
+      <w:pPr>
+        <w:rPr>
+          <w:rFonts w:eastAsiaTheme="minorEastAsia"/>
+          <w:b/>
+          <w:bCs/>
+        </w:rPr>
+      </w:pPr>
+      <m:oMathPara>
+        <m:oMath>
+          <m:r>
+            <m:rPr>
+              <m:sty m:val="bi"/>
+            </m:rPr>
+            <w:rPr>
+              <w:rFonts w:ascii="Cambria Math" w:eastAsiaTheme="minorEastAsia" w:hAnsi="Cambria Math"/>
+            </w:rPr>
+            <m:t>T</m:t>
+          </m:r>
+          <m:r>
+            <m:rPr>
+              <m:sty m:val="bi"/>
+            </m:rPr>
+            <w:rPr>
+              <w:rFonts w:ascii="Cambria Math" w:eastAsiaTheme="minorEastAsia" w:hAnsi="Cambria Math"/>
+            </w:rPr>
+            <m:t>=</m:t>
+          </m:r>
+          <m:f>
+            <m:fPr>
+              <m:ctrlPr>
+                <w:rPr>
+                  <w:rFonts w:ascii="Cambria Math" w:eastAsiaTheme="minorEastAsia" w:hAnsi="Cambria Math"/>
+                  <w:b/>
+                  <w:bCs/>
+                </w:rPr>
+              </m:ctrlPr>
+            </m:fPr>
+            <m:num>
+              <m:d>
+                <m:dPr>
+                  <m:begChr m:val="["/>
+                  <m:endChr m:val="]"/>
+                  <m:ctrlPr>
+                    <w:rPr>
+                      <w:rFonts w:ascii="Cambria Math" w:eastAsiaTheme="minorEastAsia" w:hAnsi="Cambria Math"/>
+                      <w:b/>
+                      <w:bCs/>
+                    </w:rPr>
+                  </m:ctrlPr>
+                </m:dPr>
+                <m:e>
+                  <m:sSub>
+                    <m:sSubPr>
+                      <m:ctrlPr>
+                        <w:rPr>
+                          <w:rFonts w:ascii="Cambria Math" w:eastAsiaTheme="minorEastAsia" w:hAnsi="Cambria Math"/>
+                          <w:b/>
+                          <w:bCs/>
+                          <w:i/>
+                        </w:rPr>
+                      </m:ctrlPr>
+                    </m:sSubPr>
+                    <m:e>
+                      <m:r>
+                        <m:rPr>
+                          <m:sty m:val="bi"/>
+                        </m:rPr>
+                        <w:rPr>
+                          <w:rFonts w:ascii="Cambria Math" w:eastAsiaTheme="minorEastAsia" w:hAnsi="Cambria Math"/>
+                        </w:rPr>
+                        <m:t>P</m:t>
+                      </m:r>
+                      <m:ctrlPr>
+                        <w:rPr>
+                          <w:rFonts w:ascii="Cambria Math" w:eastAsiaTheme="minorEastAsia" w:hAnsi="Cambria Math"/>
+                          <w:b/>
+                          <w:bCs/>
+                        </w:rPr>
+                      </m:ctrlPr>
+                    </m:e>
+                    <m:sub>
+                      <m:r>
+                        <m:rPr>
+                          <m:sty m:val="bi"/>
+                        </m:rPr>
+                        <w:rPr>
+                          <w:rFonts w:ascii="Cambria Math" w:eastAsiaTheme="minorEastAsia" w:hAnsi="Cambria Math"/>
+                        </w:rPr>
+                        <m:t>t</m:t>
+                      </m:r>
+                    </m:sub>
+                  </m:sSub>
+                  <m:ctrlPr>
+                    <w:rPr>
+                      <w:rFonts w:ascii="Cambria Math" w:eastAsiaTheme="minorEastAsia" w:hAnsi="Cambria Math"/>
+                      <w:b/>
+                      <w:bCs/>
+                      <w:i/>
+                    </w:rPr>
+                  </m:ctrlPr>
+                </m:e>
+              </m:d>
+            </m:num>
+            <m:den>
+              <m:sSub>
+                <m:sSubPr>
+                  <m:ctrlPr>
+                    <w:rPr>
+                      <w:rFonts w:ascii="Cambria Math" w:eastAsiaTheme="minorEastAsia" w:hAnsi="Cambria Math"/>
+                      <w:b/>
+                      <w:bCs/>
+                      <w:i/>
+                    </w:rPr>
+                  </m:ctrlPr>
+                </m:sSubPr>
+                <m:e>
+                  <m:r>
+                    <m:rPr>
+                      <m:sty m:val="bi"/>
+                    </m:rPr>
+                    <w:rPr>
+                      <w:rFonts w:ascii="Cambria Math" w:eastAsiaTheme="minorEastAsia" w:hAnsi="Cambria Math"/>
+                    </w:rPr>
+                    <m:t>K</m:t>
+                  </m:r>
+                  <m:ctrlPr>
+                    <w:rPr>
+                      <w:rFonts w:ascii="Cambria Math" w:eastAsiaTheme="minorEastAsia" w:hAnsi="Cambria Math"/>
+                      <w:b/>
+                      <w:bCs/>
+                    </w:rPr>
+                  </m:ctrlPr>
+                </m:e>
+                <m:sub>
+                  <m:r>
+                    <m:rPr>
+                      <m:sty m:val="bi"/>
+                    </m:rPr>
+                    <w:rPr>
+                      <w:rFonts w:ascii="Cambria Math" w:eastAsiaTheme="minorEastAsia" w:hAnsi="Cambria Math"/>
+                    </w:rPr>
+                    <m:t>d</m:t>
+                  </m:r>
+                </m:sub>
+              </m:sSub>
+              <m:sSub>
+                <m:sSubPr>
+                  <m:ctrlPr>
+                    <w:rPr>
+                      <w:rFonts w:ascii="Cambria Math" w:eastAsiaTheme="minorEastAsia" w:hAnsi="Cambria Math"/>
+                      <w:b/>
+                      <w:bCs/>
+                      <w:i/>
+                    </w:rPr>
+                  </m:ctrlPr>
+                </m:sSubPr>
+                <m:e>
+                  <m:r>
+                    <m:rPr>
+                      <m:sty m:val="b"/>
+                    </m:rPr>
+                    <w:rPr>
+                      <w:rFonts w:ascii="Cambria Math" w:eastAsiaTheme="minorEastAsia" w:hAnsi="Cambria Math"/>
+                    </w:rPr>
+                    <m:t>β</m:t>
+                  </m:r>
+                  <m:ctrlPr>
+                    <w:rPr>
+                      <w:rFonts w:ascii="Cambria Math" w:eastAsiaTheme="minorEastAsia" w:hAnsi="Cambria Math"/>
+                      <w:b/>
+                      <w:bCs/>
+                    </w:rPr>
+                  </m:ctrlPr>
+                </m:e>
+                <m:sub>
+                  <m:r>
+                    <m:rPr>
+                      <m:sty m:val="bi"/>
+                    </m:rPr>
+                    <w:rPr>
+                      <w:rFonts w:ascii="Cambria Math" w:eastAsiaTheme="minorEastAsia" w:hAnsi="Cambria Math"/>
+                    </w:rPr>
+                    <m:t>mse</m:t>
+                  </m:r>
+                  <m:r>
+                    <m:rPr>
+                      <m:sty m:val="bi"/>
+                    </m:rPr>
+                    <w:rPr>
+                      <w:rFonts w:ascii="Cambria Math" w:eastAsiaTheme="minorEastAsia" w:hAnsi="Cambria Math"/>
+                    </w:rPr>
+                    <m:t>1</m:t>
+                  </m:r>
+                </m:sub>
+              </m:sSub>
+              <m:sSub>
+                <m:sSubPr>
+                  <m:ctrlPr>
+                    <w:rPr>
+                      <w:rFonts w:ascii="Cambria Math" w:eastAsiaTheme="minorEastAsia" w:hAnsi="Cambria Math"/>
+                      <w:b/>
+                      <w:bCs/>
+                      <w:i/>
+                    </w:rPr>
+                  </m:ctrlPr>
+                </m:sSubPr>
+                <m:e>
+                  <m:r>
+                    <m:rPr>
+                      <m:sty m:val="bi"/>
+                    </m:rPr>
+                    <w:rPr>
+                      <w:rFonts w:ascii="Cambria Math" w:eastAsiaTheme="minorEastAsia" w:hAnsi="Cambria Math"/>
+                    </w:rPr>
+                    <m:t>k</m:t>
+                  </m:r>
+                  <m:ctrlPr>
+                    <w:rPr>
+                      <w:rFonts w:ascii="Cambria Math" w:eastAsiaTheme="minorEastAsia" w:hAnsi="Cambria Math"/>
+                      <w:b/>
+                      <w:bCs/>
+                    </w:rPr>
+                  </m:ctrlPr>
+                </m:e>
+                <m:sub>
+                  <m:r>
+                    <m:rPr>
+                      <m:sty m:val="bi"/>
+                    </m:rPr>
+                    <w:rPr>
+                      <w:rFonts w:ascii="Cambria Math" w:eastAsiaTheme="minorEastAsia" w:hAnsi="Cambria Math"/>
+                    </w:rPr>
+                    <m:t>lw</m:t>
+                  </m:r>
+                </m:sub>
+              </m:sSub>
+            </m:den>
+          </m:f>
+        </m:oMath>
+      </m:oMathPara>
+    </w:p>
+    <w:p>
+      <w:pPr>
+        <w:rPr>
+          <w:rFonts w:eastAsiaTheme="minorEastAsia"/>
+        </w:rPr>
+      </w:pPr>
+      <w:proofErr w:type="spellStart"/>
+      <w:r>
+        <w:rPr>
+          <w:rFonts w:eastAsiaTheme="minorEastAsia"/>
+          <w:i/>
+          <w:iCs/>
+        </w:rPr>
+        <w:t>k</w:t>
+      </w:r>
+      <w:r>
+        <w:rPr>
+          <w:rFonts w:eastAsiaTheme="minorEastAsia"/>
+          <w:i/>
+          <w:iCs/>
+          <w:vertAlign w:val="subscript"/>
+        </w:rPr>
+        <w:t>lw</w:t>
+      </w:r>
+      <w:proofErr w:type="spellEnd"/>
+      <w:r>
+        <w:rPr>
+          <w:rFonts w:eastAsiaTheme="minorEastAsia"/>
+          <w:i/>
+          <w:iCs/>
+        </w:rPr>
+        <w:t xml:space="preserve"> </w:t>
+      </w:r>
+      <w:r>
+        <w:rPr>
+          <w:rFonts w:eastAsiaTheme="minorEastAsia"/>
+        </w:rPr>
+        <w:t xml:space="preserve">is given by </w:t>
+      </w:r>
+      <w:r>
+        <w:rPr>
+          <w:rFonts w:eastAsiaTheme="minorEastAsia"/>
+          <w:i/>
+          <w:iCs/>
+        </w:rPr>
+        <w:t>eq. 6</w:t>
+      </w:r>
+    </w:p>
+    <w:p>
+      <w:pPr>
+        <w:rPr>
+          <w:rFonts w:eastAsiaTheme="minorEastAsia"/>
+        </w:rPr>
+      </w:pPr>
+      <m:oMathPara>
+        <m:oMath>
+          <m:sSub>
+            <m:sSubPr>
+              <m:ctrlPr>
+                <w:rPr>
+                  <w:rFonts w:ascii="Cambria Math" w:eastAsiaTheme="minorEastAsia" w:hAnsi="Cambria Math"/>
+                </w:rPr>
+              </m:ctrlPr>
+            </m:sSubPr>
+            <m:e>
+              <m:r>
+                <m:rPr>
+                  <m:sty m:val="p"/>
+                </m:rPr>
+                <w:rPr>
+                  <w:rFonts w:ascii="Cambria Math" w:eastAsiaTheme="minorEastAsia" w:hAnsi="Cambria Math"/>
+                </w:rPr>
+                <m:t>k</m:t>
+              </m:r>
+            </m:e>
+            <m:sub>
+              <m:r>
+                <m:rPr>
+                  <m:sty m:val="p"/>
+                </m:rPr>
+                <w:rPr>
+                  <w:rFonts w:ascii="Cambria Math" w:eastAsiaTheme="minorEastAsia" w:hAnsi="Cambria Math"/>
+                </w:rPr>
+                <m:t>lw</m:t>
+              </m:r>
+            </m:sub>
+          </m:sSub>
+          <m:r>
+            <w:rPr>
+              <w:rFonts w:ascii="Cambria Math" w:eastAsiaTheme="minorEastAsia" w:hAnsi="Cambria Math"/>
+            </w:rPr>
+            <m:t>=r</m:t>
+          </m:r>
+          <m:sSup>
+            <m:sSupPr>
+              <m:ctrlPr>
+                <w:rPr>
+                  <w:rFonts w:ascii="Cambria Math" w:eastAsiaTheme="minorEastAsia" w:hAnsi="Cambria Math"/>
+                  <w:i/>
+                </w:rPr>
+              </m:ctrlPr>
+            </m:sSupPr>
+            <m:e>
+              <m:r>
+                <m:rPr>
+                  <m:sty m:val="p"/>
+                </m:rPr>
+                <w:rPr>
+                  <w:rFonts w:ascii="Cambria Math" w:eastAsiaTheme="minorEastAsia" w:hAnsi="Cambria Math"/>
+                </w:rPr>
+                <m:t>e</m:t>
+              </m:r>
+              <m:ctrlPr>
+                <w:rPr>
+                  <w:rFonts w:ascii="Cambria Math" w:eastAsiaTheme="minorEastAsia" w:hAnsi="Cambria Math"/>
+                </w:rPr>
+              </m:ctrlPr>
+            </m:e>
+            <m:sup>
+              <m:r>
+                <w:rPr>
+                  <w:rFonts w:ascii="Cambria Math" w:eastAsiaTheme="minorEastAsia" w:hAnsi="Cambria Math"/>
+                </w:rPr>
+                <m:t>-</m:t>
+              </m:r>
+              <m:r>
+                <m:rPr>
+                  <m:sty m:val="p"/>
+                </m:rPr>
+                <w:rPr>
+                  <w:rFonts w:ascii="Cambria Math" w:eastAsiaTheme="minorEastAsia" w:hAnsi="Cambria Math"/>
+                </w:rPr>
+                <m:t>Δ</m:t>
+              </m:r>
+              <m:sSup>
+                <m:sSupPr>
+                  <m:ctrlPr>
+                    <w:rPr>
+                      <w:rFonts w:ascii="Cambria Math" w:eastAsiaTheme="minorEastAsia" w:hAnsi="Cambria Math"/>
+                      <w:i/>
+                    </w:rPr>
+                  </m:ctrlPr>
+                </m:sSupPr>
+                <m:e>
+                  <m:sSub>
+                    <m:sSubPr>
+                      <m:ctrlPr>
+                        <w:rPr>
+                          <w:rFonts w:ascii="Cambria Math" w:eastAsiaTheme="minorEastAsia" w:hAnsi="Cambria Math"/>
+                        </w:rPr>
+                      </m:ctrlPr>
+                    </m:sSubPr>
+                    <m:e>
+                      <m:r>
+                        <m:rPr>
+                          <m:sty m:val="p"/>
+                        </m:rPr>
+                        <w:rPr>
+                          <w:rFonts w:ascii="Cambria Math" w:eastAsiaTheme="minorEastAsia" w:hAnsi="Cambria Math"/>
+                        </w:rPr>
+                        <m:t>G</m:t>
+                      </m:r>
+                    </m:e>
+                    <m:sub>
+                      <m:r>
+                        <m:rPr>
+                          <m:sty m:val="p"/>
+                        </m:rPr>
+                        <w:rPr>
+                          <w:rFonts w:ascii="Cambria Math" w:eastAsiaTheme="minorEastAsia" w:hAnsi="Cambria Math"/>
+                        </w:rPr>
+                        <m:t>lw</m:t>
+                      </m:r>
+                    </m:sub>
+                  </m:sSub>
+                  <m:ctrlPr>
+                    <w:rPr>
+                      <w:rFonts w:ascii="Cambria Math" w:eastAsiaTheme="minorEastAsia" w:hAnsi="Cambria Math"/>
+                    </w:rPr>
+                  </m:ctrlPr>
+                </m:e>
+                <m:sup>
+                  <m:r>
+                    <m:rPr>
+                      <m:sty m:val="p"/>
+                    </m:rPr>
+                    <w:rPr>
+                      <w:rFonts w:ascii="Cambria Math" w:eastAsiaTheme="minorEastAsia" w:hAnsi="Cambria Math"/>
+                    </w:rPr>
+                    <m:t>‡</m:t>
+                  </m:r>
+                </m:sup>
+              </m:sSup>
+              <m:r>
+                <m:rPr>
+                  <m:lit/>
+                </m:rPr>
+                <w:rPr>
+                  <w:rFonts w:ascii="Cambria Math" w:eastAsiaTheme="minorEastAsia" w:hAnsi="Cambria Math"/>
+                </w:rPr>
+                <m:t>/</m:t>
+              </m:r>
+              <m:sSub>
+                <m:sSubPr>
+                  <m:ctrlPr>
+                    <w:rPr>
+                      <w:rFonts w:ascii="Cambria Math" w:eastAsiaTheme="minorEastAsia" w:hAnsi="Cambria Math"/>
+                      <w:i/>
+                    </w:rPr>
+                  </m:ctrlPr>
+                </m:sSubPr>
+                <m:e>
+                  <m:r>
+                    <m:rPr>
+                      <m:sty m:val="p"/>
+                    </m:rPr>
+                    <w:rPr>
+                      <w:rFonts w:ascii="Cambria Math" w:eastAsiaTheme="minorEastAsia" w:hAnsi="Cambria Math"/>
+                    </w:rPr>
+                    <m:t>k</m:t>
+                  </m:r>
+                  <m:ctrlPr>
+                    <w:rPr>
+                      <w:rFonts w:ascii="Cambria Math" w:eastAsiaTheme="minorEastAsia" w:hAnsi="Cambria Math"/>
+                    </w:rPr>
+                  </m:ctrlPr>
+                </m:e>
+                <m:sub>
+                  <m:r>
+                    <m:rPr>
+                      <m:sty m:val="p"/>
+                    </m:rPr>
+                    <w:rPr>
+                      <w:rFonts w:ascii="Cambria Math" w:eastAsiaTheme="minorEastAsia" w:hAnsi="Cambria Math"/>
+                    </w:rPr>
+                    <m:t>B</m:t>
+                  </m:r>
+                </m:sub>
+              </m:sSub>
+              <m:r>
+                <m:rPr>
+                  <m:sty m:val="p"/>
+                </m:rPr>
+                <w:rPr>
+                  <w:rFonts w:ascii="Cambria Math" w:eastAsiaTheme="minorEastAsia" w:hAnsi="Cambria Math"/>
+                </w:rPr>
+                <m:t>T</m:t>
+              </m:r>
+            </m:sup>
+          </m:sSup>
+        </m:oMath>
+      </m:oMathPara>
+    </w:p>
+    <w:p>
+      <w:pPr>
+        <w:rPr>
+          <w:rFonts w:eastAsiaTheme="minorEastAsia"/>
+        </w:rPr>
+      </w:pPr>
+      <w:r>
+        <w:rPr>
+          <w:rFonts w:eastAsiaTheme="minorEastAsia"/>
+        </w:rPr>
+        <w:t xml:space="preserve">Unpacking </w:t>
+      </w:r>
+      <m:oMath>
+        <m:r>
+          <m:rPr>
+            <m:sty m:val="p"/>
+          </m:rPr>
+          <w:rPr>
+            <w:rFonts w:ascii="Cambria Math" w:eastAsiaTheme="minorEastAsia" w:hAnsi="Cambria Math"/>
+          </w:rPr>
+          <m:t>Δ</m:t>
+        </m:r>
+        <m:sSup>
+          <m:sSupPr>
+            <m:ctrlPr>
+              <w:rPr>
+                <w:rFonts w:ascii="Cambria Math" w:eastAsiaTheme="minorEastAsia" w:hAnsi="Cambria Math"/>
+                <w:i/>
+              </w:rPr>
+            </m:ctrlPr>
+          </m:sSupPr>
+          <m:e>
+            <m:sSub>
+              <m:sSubPr>
+                <m:ctrlPr>
+                  <w:rPr>
+                    <w:rFonts w:ascii="Cambria Math" w:eastAsiaTheme="minorEastAsia" w:hAnsi="Cambria Math"/>
+                  </w:rPr>
+                </m:ctrlPr>
+              </m:sSubPr>
+              <m:e>
+                <m:r>
+                  <m:rPr>
+                    <m:sty m:val="p"/>
+                  </m:rPr>
+                  <w:rPr>
+                    <w:rFonts w:ascii="Cambria Math" w:eastAsiaTheme="minorEastAsia" w:hAnsi="Cambria Math"/>
+                  </w:rPr>
+                  <m:t>G</m:t>
+                </m:r>
+              </m:e>
+              <m:sub>
+                <m:r>
+                  <m:rPr>
+                    <m:sty m:val="p"/>
+                  </m:rPr>
+                  <w:rPr>
+                    <w:rFonts w:ascii="Cambria Math" w:eastAsiaTheme="minorEastAsia" w:hAnsi="Cambria Math"/>
+                  </w:rPr>
+                  <m:t>lw</m:t>
+                </m:r>
+              </m:sub>
+            </m:sSub>
+            <m:ctrlPr>
+              <w:rPr>
+                <w:rFonts w:ascii="Cambria Math" w:eastAsiaTheme="minorEastAsia" w:hAnsi="Cambria Math"/>
+              </w:rPr>
+            </m:ctrlPr>
+          </m:e>
+          <m:sup>
+            <m:r>
+              <m:rPr>
+                <m:sty m:val="p"/>
+              </m:rPr>
+              <w:rPr>
+                <w:rFonts w:ascii="Cambria Math" w:eastAsiaTheme="minorEastAsia" w:hAnsi="Cambria Math"/>
+              </w:rPr>
+              <m:t>‡</m:t>
+            </m:r>
+          </m:sup>
+        </m:sSup>
+      </m:oMath>
+      <w:r>
+        <w:rPr>
+          <w:rFonts w:eastAsiaTheme="minorEastAsia"/>
+        </w:rPr>
+        <w:t xml:space="preserve"> assuming additivity</w:t>
+      </w:r>
+    </w:p>
+    <w:p>
+      <w:pPr>
+        <w:rPr>
+          <w:rFonts w:eastAsiaTheme="minorEastAsia"/>
+        </w:rPr>
+      </w:pPr>
+      <m:oMathPara>
+        <m:oMath>
+          <m:r>
+            <m:rPr>
+              <m:sty m:val="p"/>
+            </m:rPr>
+            <w:rPr>
+              <w:rFonts w:ascii="Cambria Math" w:eastAsiaTheme="minorEastAsia" w:hAnsi="Cambria Math"/>
+            </w:rPr>
+            <m:t>Δ</m:t>
+          </m:r>
+          <m:sSup>
+            <m:sSupPr>
+              <m:ctrlPr>
+                <w:rPr>
+                  <w:rFonts w:ascii="Cambria Math" w:eastAsiaTheme="minorEastAsia" w:hAnsi="Cambria Math"/>
+                  <w:i/>
+                </w:rPr>
+              </m:ctrlPr>
+            </m:sSupPr>
+            <m:e>
+              <m:sSub>
+                <m:sSubPr>
+                  <m:ctrlPr>
+                    <w:rPr>
+                      <w:rFonts w:ascii="Cambria Math" w:eastAsiaTheme="minorEastAsia" w:hAnsi="Cambria Math"/>
+                    </w:rPr>
+                  </m:ctrlPr>
+                </m:sSubPr>
+                <m:e>
+                  <m:r>
+                    <m:rPr>
+                      <m:sty m:val="p"/>
+                    </m:rPr>
+                    <w:rPr>
+                      <w:rFonts w:ascii="Cambria Math" w:eastAsiaTheme="minorEastAsia" w:hAnsi="Cambria Math"/>
+                    </w:rPr>
+                    <m:t>G</m:t>
+                  </m:r>
+                </m:e>
+                <m:sub>
+                  <m:r>
+                    <m:rPr>
+                      <m:sty m:val="p"/>
+                    </m:rPr>
+                    <w:rPr>
+                      <w:rFonts w:ascii="Cambria Math" w:eastAsiaTheme="minorEastAsia" w:hAnsi="Cambria Math"/>
+                    </w:rPr>
+                    <m:t>lw</m:t>
+                  </m:r>
+                </m:sub>
+              </m:sSub>
+              <m:ctrlPr>
+                <w:rPr>
+                  <w:rFonts w:ascii="Cambria Math" w:eastAsiaTheme="minorEastAsia" w:hAnsi="Cambria Math"/>
+                </w:rPr>
+              </m:ctrlPr>
+            </m:e>
+            <m:sup>
+              <m:r>
+                <m:rPr>
+                  <m:sty m:val="p"/>
+                </m:rPr>
+                <w:rPr>
+                  <w:rFonts w:ascii="Cambria Math" w:eastAsiaTheme="minorEastAsia" w:hAnsi="Cambria Math"/>
+                </w:rPr>
+                <m:t>‡</m:t>
+              </m:r>
+            </m:sup>
+          </m:sSup>
+          <m:r>
+            <w:rPr>
+              <w:rFonts w:ascii="Cambria Math" w:eastAsiaTheme="minorEastAsia" w:hAnsi="Cambria Math"/>
+            </w:rPr>
+            <m:t xml:space="preserve"> = </m:t>
+          </m:r>
+          <m:r>
+            <m:rPr>
+              <m:sty m:val="p"/>
+            </m:rPr>
+            <w:rPr>
+              <w:rFonts w:ascii="Cambria Math" w:eastAsiaTheme="minorEastAsia" w:hAnsi="Cambria Math"/>
+            </w:rPr>
+            <m:t>Δ</m:t>
+          </m:r>
+          <m:sSup>
+            <m:sSupPr>
+              <m:ctrlPr>
+                <w:rPr>
+                  <w:rFonts w:ascii="Cambria Math" w:eastAsiaTheme="minorEastAsia" w:hAnsi="Cambria Math"/>
+                  <w:i/>
+                </w:rPr>
+              </m:ctrlPr>
+            </m:sSupPr>
+            <m:e>
+              <m:sSub>
+                <m:sSubPr>
+                  <m:ctrlPr>
+                    <w:rPr>
+                      <w:rFonts w:ascii="Cambria Math" w:eastAsiaTheme="minorEastAsia" w:hAnsi="Cambria Math"/>
+                    </w:rPr>
+                  </m:ctrlPr>
+                </m:sSubPr>
+                <m:e>
+                  <m:r>
+                    <m:rPr>
+                      <m:sty m:val="p"/>
+                    </m:rPr>
+                    <w:rPr>
+                      <w:rFonts w:ascii="Cambria Math" w:eastAsiaTheme="minorEastAsia" w:hAnsi="Cambria Math"/>
+                    </w:rPr>
+                    <m:t>G</m:t>
+                  </m:r>
+                </m:e>
+                <m:sub>
+                  <m:r>
+                    <m:rPr>
+                      <m:sty m:val="p"/>
+                    </m:rPr>
+                    <w:rPr>
+                      <w:rFonts w:ascii="Cambria Math" w:eastAsiaTheme="minorEastAsia" w:hAnsi="Cambria Math"/>
+                    </w:rPr>
+                    <m:t>M</m:t>
+                  </m:r>
+                </m:sub>
+              </m:sSub>
+              <m:ctrlPr>
+                <w:rPr>
+                  <w:rFonts w:ascii="Cambria Math" w:eastAsiaTheme="minorEastAsia" w:hAnsi="Cambria Math"/>
+                </w:rPr>
+              </m:ctrlPr>
+            </m:e>
+            <m:sup>
+              <m:r>
+                <m:rPr>
+                  <m:sty m:val="p"/>
+                </m:rPr>
+                <w:rPr>
+                  <w:rFonts w:ascii="Cambria Math" w:eastAsiaTheme="minorEastAsia" w:hAnsi="Cambria Math"/>
+                </w:rPr>
+                <m:t>‡</m:t>
+              </m:r>
+            </m:sup>
+          </m:sSup>
+          <m:r>
+            <w:rPr>
+              <w:rFonts w:ascii="Cambria Math" w:eastAsiaTheme="minorEastAsia" w:hAnsi="Cambria Math"/>
+            </w:rPr>
+            <m:t>+</m:t>
+          </m:r>
+          <m:r>
+            <m:rPr>
+              <m:sty m:val="p"/>
+            </m:rPr>
+            <w:rPr>
+              <w:rFonts w:ascii="Cambria Math" w:eastAsiaTheme="minorEastAsia" w:hAnsi="Cambria Math"/>
+            </w:rPr>
+            <m:t>Δ</m:t>
+          </m:r>
+          <m:sSup>
+            <m:sSupPr>
+              <m:ctrlPr>
+                <w:rPr>
+                  <w:rFonts w:ascii="Cambria Math" w:eastAsiaTheme="minorEastAsia" w:hAnsi="Cambria Math"/>
+                  <w:i/>
+                </w:rPr>
+              </m:ctrlPr>
+            </m:sSupPr>
+            <m:e>
+              <m:sSub>
+                <m:sSubPr>
+                  <m:ctrlPr>
+                    <w:rPr>
+                      <w:rFonts w:ascii="Cambria Math" w:eastAsiaTheme="minorEastAsia" w:hAnsi="Cambria Math"/>
+                    </w:rPr>
+                  </m:ctrlPr>
+                </m:sSubPr>
+                <m:e>
+                  <m:r>
+                    <m:rPr>
+                      <m:sty m:val="p"/>
+                    </m:rPr>
+                    <w:rPr>
+                      <w:rFonts w:ascii="Cambria Math" w:eastAsiaTheme="minorEastAsia" w:hAnsi="Cambria Math"/>
+                    </w:rPr>
+                    <m:t>G</m:t>
+                  </m:r>
+                </m:e>
+                <m:sub>
+                  <m:r>
+                    <m:rPr>
+                      <m:sty m:val="p"/>
+                    </m:rPr>
+                    <w:rPr>
+                      <w:rFonts w:ascii="Cambria Math" w:eastAsiaTheme="minorEastAsia" w:hAnsi="Cambria Math"/>
+                    </w:rPr>
+                    <m:t>R</m:t>
+                  </m:r>
+                </m:sub>
+              </m:sSub>
+              <m:ctrlPr>
+                <w:rPr>
+                  <w:rFonts w:ascii="Cambria Math" w:eastAsiaTheme="minorEastAsia" w:hAnsi="Cambria Math"/>
+                </w:rPr>
+              </m:ctrlPr>
+            </m:e>
+            <m:sup>
+              <m:r>
+                <m:rPr>
+                  <m:sty m:val="p"/>
+                </m:rPr>
+                <w:rPr>
+                  <w:rFonts w:ascii="Cambria Math" w:eastAsiaTheme="minorEastAsia" w:hAnsi="Cambria Math"/>
+                </w:rPr>
+                <m:t>‡</m:t>
+              </m:r>
+            </m:sup>
+          </m:sSup>
+          <m:r>
+            <w:rPr>
+              <w:rFonts w:ascii="Cambria Math" w:eastAsiaTheme="minorEastAsia" w:hAnsi="Cambria Math"/>
+            </w:rPr>
+            <m:t>-</m:t>
+          </m:r>
+          <m:r>
+            <m:rPr>
+              <m:sty m:val="p"/>
+            </m:rPr>
+            <w:rPr>
+              <w:rFonts w:ascii="Cambria Math" w:eastAsiaTheme="minorEastAsia" w:hAnsi="Cambria Math"/>
+            </w:rPr>
+            <m:t>Δ</m:t>
+          </m:r>
+          <m:sSub>
+            <m:sSubPr>
+              <m:ctrlPr>
+                <w:rPr>
+                  <w:rFonts w:ascii="Cambria Math" w:eastAsiaTheme="minorEastAsia" w:hAnsi="Cambria Math"/>
+                </w:rPr>
+              </m:ctrlPr>
+            </m:sSubPr>
+            <m:e>
+              <m:r>
+                <w:rPr>
+                  <w:rFonts w:ascii="Cambria Math" w:eastAsiaTheme="minorEastAsia" w:hAnsi="Cambria Math"/>
+                </w:rPr>
+                <m:t>G</m:t>
+              </m:r>
+            </m:e>
+            <m:sub>
+              <m:r>
+                <w:rPr>
+                  <w:rFonts w:ascii="Cambria Math" w:eastAsiaTheme="minorEastAsia" w:hAnsi="Cambria Math"/>
+                </w:rPr>
+                <m:t>wlM</m:t>
+              </m:r>
+            </m:sub>
+          </m:sSub>
+          <m:r>
+            <w:rPr>
+              <w:rFonts w:ascii="Cambria Math" w:eastAsiaTheme="minorEastAsia" w:hAnsi="Cambria Math"/>
+            </w:rPr>
+            <m:t>/2</m:t>
+          </m:r>
+          <m:r>
+            <w:rPr>
+              <w:rFonts w:ascii="Cambria Math" w:eastAsiaTheme="minorEastAsia" w:hAnsi="Cambria Math"/>
+            </w:rPr>
+            <m:t>-</m:t>
+          </m:r>
+          <m:r>
+            <m:rPr>
+              <m:sty m:val="p"/>
+            </m:rPr>
+            <w:rPr>
+              <w:rFonts w:ascii="Cambria Math" w:eastAsiaTheme="minorEastAsia" w:hAnsi="Cambria Math"/>
+            </w:rPr>
+            <m:t>Δ</m:t>
+          </m:r>
+          <m:sSub>
+            <m:sSubPr>
+              <m:ctrlPr>
+                <w:rPr>
+                  <w:rFonts w:ascii="Cambria Math" w:eastAsiaTheme="minorEastAsia" w:hAnsi="Cambria Math"/>
+                </w:rPr>
+              </m:ctrlPr>
+            </m:sSubPr>
+            <m:e>
+              <m:r>
+                <w:rPr>
+                  <w:rFonts w:ascii="Cambria Math" w:eastAsiaTheme="minorEastAsia" w:hAnsi="Cambria Math"/>
+                </w:rPr>
+                <m:t>G</m:t>
+              </m:r>
+            </m:e>
+            <m:sub>
+              <m:r>
+                <w:rPr>
+                  <w:rFonts w:ascii="Cambria Math" w:eastAsiaTheme="minorEastAsia" w:hAnsi="Cambria Math"/>
+                </w:rPr>
+                <m:t>wl</m:t>
+              </m:r>
+              <m:r>
+                <w:rPr>
+                  <w:rFonts w:ascii="Cambria Math" w:eastAsiaTheme="minorEastAsia" w:hAnsi="Cambria Math"/>
+                </w:rPr>
+                <m:t>R</m:t>
+              </m:r>
+            </m:sub>
+          </m:sSub>
+          <m:r>
+            <w:rPr>
+              <w:rFonts w:ascii="Cambria Math" w:eastAsiaTheme="minorEastAsia" w:hAnsi="Cambria Math"/>
+            </w:rPr>
+            <m:t>/2</m:t>
+          </m:r>
+        </m:oMath>
+      </m:oMathPara>
     </w:p>
     <w:sectPr>
       <w:pgSz w:w="12240" w:h="15840"/>
